--- a/info_parser_from_docx/information/Phosphor.docx
+++ b/info_parser_from_docx/information/Phosphor.docx
@@ -45,67 +45,20 @@
           <w:szCs w:val="24"/>
         </w:rPr>
       </w:pPr>
-      <w:r>
-        <w:rPr>
-          <w:rFonts w:ascii="Arial" w:hAnsi="Arial" w:cs="Arial"/>
-          <w:sz w:val="24"/>
-          <w:szCs w:val="24"/>
-        </w:rPr>
-        <w:t>Täglich abgedeckt 878 mg</w:t>
-      </w:r>
-    </w:p>
-    <w:p>
-      <w:pPr>
-        <w:rPr>
-          <w:rFonts w:ascii="Arial" w:hAnsi="Arial" w:cs="Arial"/>
-          <w:sz w:val="24"/>
-          <w:szCs w:val="24"/>
-        </w:rPr>
-      </w:pPr>
-    </w:p>
-    <w:p>
-      <w:pPr>
-        <w:rPr>
-          <w:rFonts w:ascii="Arial" w:hAnsi="Arial" w:cs="Arial"/>
-          <w:sz w:val="24"/>
-          <w:szCs w:val="24"/>
-          <w:lang w:val="en-GB"/>
-        </w:rPr>
-      </w:pPr>
-      <w:r>
-        <w:rPr>
-          <w:rFonts w:ascii="Arial" w:hAnsi="Arial" w:cs="Arial"/>
-          <w:sz w:val="24"/>
-          <w:szCs w:val="24"/>
-          <w:lang w:val="en-GB"/>
-        </w:rPr>
-        <w:t xml:space="preserve">Banane 100 g </w:t>
-      </w:r>
-      <w:r>
-        <w:rPr>
-          <w:rFonts w:ascii="Arial" w:hAnsi="Arial" w:cs="Arial"/>
-          <w:sz w:val="24"/>
-          <w:szCs w:val="24"/>
-          <w:lang w:val="en-GB"/>
-        </w:rPr>
-        <w:t>28 mg</w:t>
-      </w:r>
-    </w:p>
-    <w:p>
-      <w:pPr>
-        <w:rPr>
-          <w:rFonts w:ascii="Arial" w:hAnsi="Arial" w:cs="Arial"/>
-          <w:sz w:val="24"/>
-          <w:szCs w:val="24"/>
-          <w:lang w:val="en-GB"/>
-        </w:rPr>
-      </w:pPr>
-      <w:r>
-        <w:rPr>
-          <w:rFonts w:ascii="Arial" w:hAnsi="Arial" w:cs="Arial"/>
-          <w:sz w:val="24"/>
-          <w:szCs w:val="24"/>
-          <w:lang w:val="en-GB"/>
+    </w:p>
+    <w:p>
+      <w:pPr>
+        <w:rPr>
+          <w:rFonts w:ascii="Arial" w:hAnsi="Arial" w:cs="Arial"/>
+          <w:sz w:val="24"/>
+          <w:szCs w:val="24"/>
+        </w:rPr>
+      </w:pPr>
+      <w:r>
+        <w:rPr>
+          <w:rFonts w:ascii="Arial" w:hAnsi="Arial" w:cs="Arial"/>
+          <w:sz w:val="24"/>
+          <w:szCs w:val="24"/>
         </w:rPr>
         <w:t xml:space="preserve">Honigmelone 100 g </w:t>
       </w:r>
@@ -114,7 +67,6 @@
           <w:rFonts w:ascii="Arial" w:hAnsi="Arial" w:cs="Arial"/>
           <w:sz w:val="24"/>
           <w:szCs w:val="24"/>
-          <w:lang w:val="en-GB"/>
         </w:rPr>
         <w:t>24 mg</w:t>
       </w:r>
@@ -127,13 +79,23 @@
           <w:szCs w:val="24"/>
         </w:rPr>
       </w:pPr>
-      <w:r>
-        <w:rPr>
-          <w:rFonts w:ascii="Arial" w:hAnsi="Arial" w:cs="Arial"/>
-          <w:sz w:val="24"/>
-          <w:szCs w:val="24"/>
-        </w:rPr>
-        <w:t>Parboiledreisgegart 360 g</w:t>
+      <w:proofErr w:type="spellStart"/>
+      <w:r>
+        <w:rPr>
+          <w:rFonts w:ascii="Arial" w:hAnsi="Arial" w:cs="Arial"/>
+          <w:sz w:val="24"/>
+          <w:szCs w:val="24"/>
+        </w:rPr>
+        <w:t>Parboiledreisgegart</w:t>
+      </w:r>
+      <w:proofErr w:type="spellEnd"/>
+      <w:r>
+        <w:rPr>
+          <w:rFonts w:ascii="Arial" w:hAnsi="Arial" w:cs="Arial"/>
+          <w:sz w:val="24"/>
+          <w:szCs w:val="24"/>
+        </w:rPr>
+        <w:t xml:space="preserve"> 360 g</w:t>
       </w:r>
       <w:r>
         <w:rPr>
@@ -227,22 +189,23 @@
           <w:szCs w:val="24"/>
         </w:rPr>
       </w:pPr>
-    </w:p>
-    <w:p>
-      <w:pPr>
-        <w:rPr>
-          <w:rFonts w:ascii="Arial" w:hAnsi="Arial" w:cs="Arial"/>
-          <w:sz w:val="24"/>
-          <w:szCs w:val="24"/>
-        </w:rPr>
-      </w:pPr>
-      <w:r>
-        <w:rPr>
-          <w:rFonts w:ascii="Arial" w:hAnsi="Arial" w:cs="Arial"/>
-          <w:sz w:val="24"/>
-          <w:szCs w:val="24"/>
-        </w:rPr>
-        <w:t xml:space="preserve">Brokkoligegart 100 g </w:t>
+      <w:proofErr w:type="spellStart"/>
+      <w:r>
+        <w:rPr>
+          <w:rFonts w:ascii="Arial" w:hAnsi="Arial" w:cs="Arial"/>
+          <w:sz w:val="24"/>
+          <w:szCs w:val="24"/>
+        </w:rPr>
+        <w:t>Brokkoligegart</w:t>
+      </w:r>
+      <w:proofErr w:type="spellEnd"/>
+      <w:r>
+        <w:rPr>
+          <w:rFonts w:ascii="Arial" w:hAnsi="Arial" w:cs="Arial"/>
+          <w:sz w:val="24"/>
+          <w:szCs w:val="24"/>
+        </w:rPr>
+        <w:t xml:space="preserve"> 100 g </w:t>
       </w:r>
       <w:r>
         <w:rPr>
@@ -286,13 +249,23 @@
           <w:szCs w:val="24"/>
         </w:rPr>
       </w:pPr>
-      <w:r>
-        <w:rPr>
-          <w:rFonts w:ascii="Arial" w:hAnsi="Arial" w:cs="Arial"/>
-          <w:sz w:val="24"/>
-          <w:szCs w:val="24"/>
-        </w:rPr>
-        <w:t xml:space="preserve">Möhregegart 100 g </w:t>
+      <w:proofErr w:type="spellStart"/>
+      <w:r>
+        <w:rPr>
+          <w:rFonts w:ascii="Arial" w:hAnsi="Arial" w:cs="Arial"/>
+          <w:sz w:val="24"/>
+          <w:szCs w:val="24"/>
+        </w:rPr>
+        <w:t>Möhregegart</w:t>
+      </w:r>
+      <w:proofErr w:type="spellEnd"/>
+      <w:r>
+        <w:rPr>
+          <w:rFonts w:ascii="Arial" w:hAnsi="Arial" w:cs="Arial"/>
+          <w:sz w:val="24"/>
+          <w:szCs w:val="24"/>
+        </w:rPr>
+        <w:t xml:space="preserve"> 100 g </w:t>
       </w:r>
       <w:r>
         <w:rPr>
@@ -311,6 +284,7 @@
           <w:szCs w:val="24"/>
         </w:rPr>
       </w:pPr>
+      <w:proofErr w:type="spellStart"/>
       <w:r>
         <w:rPr>
           <w:rFonts w:ascii="Arial" w:hAnsi="Arial" w:cs="Arial"/>
@@ -329,6 +303,7 @@
         </w:rPr>
         <w:t>gegart</w:t>
       </w:r>
+      <w:proofErr w:type="spellEnd"/>
       <w:r>
         <w:rPr>
           <w:rFonts w:ascii="Arial" w:hAnsi="Arial" w:cs="Arial"/>
@@ -354,6 +329,7 @@
           <w:szCs w:val="24"/>
         </w:rPr>
       </w:pPr>
+      <w:proofErr w:type="spellStart"/>
       <w:r>
         <w:rPr>
           <w:rFonts w:ascii="Arial" w:hAnsi="Arial" w:cs="Arial"/>
@@ -372,6 +348,7 @@
         </w:rPr>
         <w:t>gegart</w:t>
       </w:r>
+      <w:proofErr w:type="spellEnd"/>
       <w:r>
         <w:rPr>
           <w:rFonts w:ascii="Arial" w:hAnsi="Arial" w:cs="Arial"/>
@@ -483,15 +460,6 @@
           <w:szCs w:val="24"/>
         </w:rPr>
       </w:pPr>
-    </w:p>
-    <w:p>
-      <w:pPr>
-        <w:rPr>
-          <w:rFonts w:ascii="Arial" w:hAnsi="Arial" w:cs="Arial"/>
-          <w:sz w:val="24"/>
-          <w:szCs w:val="24"/>
-        </w:rPr>
-      </w:pPr>
       <w:r>
         <w:rPr>
           <w:rFonts w:ascii="Arial" w:hAnsi="Arial" w:cs="Arial"/>
@@ -542,15 +510,6 @@
           <w:szCs w:val="24"/>
         </w:rPr>
       </w:pPr>
-    </w:p>
-    <w:p>
-      <w:pPr>
-        <w:rPr>
-          <w:rFonts w:ascii="Arial" w:hAnsi="Arial" w:cs="Arial"/>
-          <w:sz w:val="24"/>
-          <w:szCs w:val="24"/>
-        </w:rPr>
-      </w:pPr>
       <w:r>
         <w:rPr>
           <w:rFonts w:ascii="Arial" w:hAnsi="Arial" w:cs="Arial"/>
@@ -610,6 +569,7 @@
           <w:szCs w:val="24"/>
         </w:rPr>
       </w:pPr>
+      <w:proofErr w:type="spellStart"/>
       <w:r>
         <w:rPr>
           <w:rFonts w:ascii="Arial" w:hAnsi="Arial" w:cs="Arial"/>
@@ -636,6 +596,7 @@
         </w:rPr>
         <w:t>gegart</w:t>
       </w:r>
+      <w:proofErr w:type="spellEnd"/>
       <w:r>
         <w:rPr>
           <w:rFonts w:ascii="Arial" w:hAnsi="Arial" w:cs="Arial"/>
@@ -653,6 +614,7 @@
           <w:szCs w:val="24"/>
         </w:rPr>
       </w:pPr>
+      <w:proofErr w:type="spellStart"/>
       <w:r>
         <w:rPr>
           <w:rFonts w:ascii="Arial" w:hAnsi="Arial" w:cs="Arial"/>
@@ -671,6 +633,7 @@
         </w:rPr>
         <w:t>gegart</w:t>
       </w:r>
+      <w:proofErr w:type="spellEnd"/>
       <w:r>
         <w:rPr>
           <w:rFonts w:ascii="Arial" w:hAnsi="Arial" w:cs="Arial"/>
@@ -687,14 +650,6 @@
         </w:rPr>
         <w:t xml:space="preserve"> g 124 mg</w:t>
       </w:r>
-      <w:r>
-        <w:rPr>
-          <w:rFonts w:ascii="Arial" w:hAnsi="Arial" w:cs="Arial"/>
-          <w:sz w:val="24"/>
-          <w:szCs w:val="24"/>
-        </w:rPr>
-        <w:t xml:space="preserve"> </w:t>
-      </w:r>
     </w:p>
     <w:p>
       <w:pPr>
@@ -753,23 +708,6 @@
           <w:sz w:val="24"/>
           <w:szCs w:val="24"/>
         </w:rPr>
-        <w:t xml:space="preserve"> </w:t>
-      </w:r>
-    </w:p>
-    <w:p>
-      <w:pPr>
-        <w:rPr>
-          <w:rFonts w:ascii="Arial" w:hAnsi="Arial" w:cs="Arial"/>
-          <w:sz w:val="24"/>
-          <w:szCs w:val="24"/>
-        </w:rPr>
-      </w:pPr>
-      <w:r>
-        <w:rPr>
-          <w:rFonts w:ascii="Arial" w:hAnsi="Arial" w:cs="Arial"/>
-          <w:sz w:val="24"/>
-          <w:szCs w:val="24"/>
-        </w:rPr>
         <w:t>Hähnchenbrustfilet</w:t>
       </w:r>
       <w:r>
@@ -821,14 +759,6 @@
         </w:rPr>
         <w:t xml:space="preserve"> 295 mg</w:t>
       </w:r>
-      <w:r>
-        <w:rPr>
-          <w:rFonts w:ascii="Arial" w:hAnsi="Arial" w:cs="Arial"/>
-          <w:sz w:val="24"/>
-          <w:szCs w:val="24"/>
-        </w:rPr>
-        <w:t xml:space="preserve"> </w:t>
-      </w:r>
     </w:p>
     <w:p>
       <w:pPr>
@@ -872,68 +802,37 @@
         </w:rPr>
         <w:t xml:space="preserve"> 115 mg</w:t>
       </w:r>
-      <w:r>
-        <w:rPr>
-          <w:rFonts w:ascii="Arial" w:hAnsi="Arial" w:cs="Arial"/>
-          <w:sz w:val="24"/>
-          <w:szCs w:val="24"/>
-        </w:rPr>
-        <w:t xml:space="preserve"> </w:t>
-      </w:r>
-    </w:p>
-    <w:p>
-      <w:pPr>
-        <w:rPr>
-          <w:rFonts w:ascii="Arial" w:hAnsi="Arial" w:cs="Arial"/>
-          <w:sz w:val="24"/>
-          <w:szCs w:val="24"/>
-        </w:rPr>
-      </w:pPr>
-    </w:p>
-    <w:p>
-      <w:pPr>
-        <w:rPr>
-          <w:rFonts w:ascii="Arial" w:hAnsi="Arial" w:cs="Arial"/>
-          <w:sz w:val="24"/>
-          <w:szCs w:val="24"/>
-          <w:lang w:val="en-GB"/>
-        </w:rPr>
-      </w:pPr>
-      <w:r>
-        <w:rPr>
-          <w:rFonts w:ascii="Arial" w:hAnsi="Arial" w:cs="Arial"/>
-          <w:sz w:val="24"/>
-          <w:szCs w:val="24"/>
-          <w:lang w:val="en-GB"/>
-        </w:rPr>
-        <w:lastRenderedPageBreak/>
-        <w:t xml:space="preserve">Skyr 200 g </w:t>
-      </w:r>
-      <w:r>
-        <w:rPr>
-          <w:rFonts w:ascii="Arial" w:hAnsi="Arial" w:cs="Arial"/>
-          <w:sz w:val="24"/>
-          <w:szCs w:val="24"/>
-          <w:lang w:val="en-GB"/>
-        </w:rPr>
-        <w:t>346 mg</w:t>
-      </w:r>
-    </w:p>
-    <w:p>
-      <w:pPr>
-        <w:rPr>
-          <w:rFonts w:ascii="Arial" w:hAnsi="Arial" w:cs="Arial"/>
-          <w:sz w:val="24"/>
-          <w:szCs w:val="24"/>
-          <w:lang w:val="en-GB"/>
-        </w:rPr>
-      </w:pPr>
-      <w:r>
-        <w:rPr>
-          <w:rFonts w:ascii="Arial" w:hAnsi="Arial" w:cs="Arial"/>
-          <w:sz w:val="24"/>
-          <w:szCs w:val="24"/>
-          <w:lang w:val="en-GB"/>
+    </w:p>
+    <w:p>
+      <w:pPr>
+        <w:rPr>
+          <w:rFonts w:ascii="Arial" w:hAnsi="Arial" w:cs="Arial"/>
+          <w:sz w:val="24"/>
+          <w:szCs w:val="24"/>
+        </w:rPr>
+      </w:pPr>
+      <w:r>
+        <w:rPr>
+          <w:rFonts w:ascii="Arial" w:hAnsi="Arial" w:cs="Arial"/>
+          <w:sz w:val="24"/>
+          <w:szCs w:val="24"/>
+        </w:rPr>
+        <w:t>Joghurt 100 g 90 mg</w:t>
+      </w:r>
+    </w:p>
+    <w:p>
+      <w:pPr>
+        <w:rPr>
+          <w:rFonts w:ascii="Arial" w:hAnsi="Arial" w:cs="Arial"/>
+          <w:sz w:val="24"/>
+          <w:szCs w:val="24"/>
+        </w:rPr>
+      </w:pPr>
+      <w:r>
+        <w:rPr>
+          <w:rFonts w:ascii="Arial" w:hAnsi="Arial" w:cs="Arial"/>
+          <w:sz w:val="24"/>
+          <w:szCs w:val="24"/>
         </w:rPr>
         <w:t xml:space="preserve">Macadamianuss 25 g </w:t>
       </w:r>
@@ -942,7 +841,6 @@
           <w:rFonts w:ascii="Arial" w:hAnsi="Arial" w:cs="Arial"/>
           <w:sz w:val="24"/>
           <w:szCs w:val="24"/>
-          <w:lang w:val="en-GB"/>
         </w:rPr>
         <w:t>50 mg</w:t>
       </w:r>
@@ -961,31 +859,6 @@
           <w:sz w:val="24"/>
           <w:szCs w:val="24"/>
         </w:rPr>
-        <w:t xml:space="preserve">geröstetegesalzeneKürbiskerne 25 g </w:t>
-      </w:r>
-      <w:r>
-        <w:rPr>
-          <w:rFonts w:ascii="Arial" w:hAnsi="Arial" w:cs="Arial"/>
-          <w:sz w:val="24"/>
-          <w:szCs w:val="24"/>
-        </w:rPr>
-        <w:t>129 mg</w:t>
-      </w:r>
-    </w:p>
-    <w:p>
-      <w:pPr>
-        <w:rPr>
-          <w:rFonts w:ascii="Arial" w:hAnsi="Arial" w:cs="Arial"/>
-          <w:sz w:val="24"/>
-          <w:szCs w:val="24"/>
-        </w:rPr>
-      </w:pPr>
-      <w:r>
-        <w:rPr>
-          <w:rFonts w:ascii="Arial" w:hAnsi="Arial" w:cs="Arial"/>
-          <w:sz w:val="24"/>
-          <w:szCs w:val="24"/>
-        </w:rPr>
         <w:t xml:space="preserve">Kürbiskerne 25 g </w:t>
       </w:r>
       <w:r>
@@ -1036,40 +909,6 @@
           <w:sz w:val="24"/>
           <w:szCs w:val="24"/>
         </w:rPr>
-        <w:t xml:space="preserve">Walnuss 20 g </w:t>
-      </w:r>
-      <w:r>
-        <w:rPr>
-          <w:rFonts w:ascii="Arial" w:hAnsi="Arial" w:cs="Arial"/>
-          <w:sz w:val="24"/>
-          <w:szCs w:val="24"/>
-        </w:rPr>
-        <w:t>64 mg</w:t>
-      </w:r>
-    </w:p>
-    <w:p>
-      <w:pPr>
-        <w:rPr>
-          <w:rFonts w:ascii="Arial" w:hAnsi="Arial" w:cs="Arial"/>
-          <w:sz w:val="24"/>
-          <w:szCs w:val="24"/>
-        </w:rPr>
-      </w:pPr>
-    </w:p>
-    <w:p>
-      <w:pPr>
-        <w:rPr>
-          <w:rFonts w:ascii="Arial" w:hAnsi="Arial" w:cs="Arial"/>
-          <w:sz w:val="24"/>
-          <w:szCs w:val="24"/>
-        </w:rPr>
-      </w:pPr>
-      <w:r>
-        <w:rPr>
-          <w:rFonts w:ascii="Arial" w:hAnsi="Arial" w:cs="Arial"/>
-          <w:sz w:val="24"/>
-          <w:szCs w:val="24"/>
-        </w:rPr>
         <w:t xml:space="preserve">Zucchinigegart 130 g </w:t>
       </w:r>
       <w:r>
@@ -1089,13 +928,23 @@
           <w:szCs w:val="24"/>
         </w:rPr>
       </w:pPr>
-      <w:r>
-        <w:rPr>
-          <w:rFonts w:ascii="Arial" w:hAnsi="Arial" w:cs="Arial"/>
-          <w:sz w:val="24"/>
-          <w:szCs w:val="24"/>
-        </w:rPr>
-        <w:t xml:space="preserve">Gurkegegart 130 g </w:t>
+      <w:proofErr w:type="spellStart"/>
+      <w:r>
+        <w:rPr>
+          <w:rFonts w:ascii="Arial" w:hAnsi="Arial" w:cs="Arial"/>
+          <w:sz w:val="24"/>
+          <w:szCs w:val="24"/>
+        </w:rPr>
+        <w:t>Gurkegegart</w:t>
+      </w:r>
+      <w:proofErr w:type="spellEnd"/>
+      <w:r>
+        <w:rPr>
+          <w:rFonts w:ascii="Arial" w:hAnsi="Arial" w:cs="Arial"/>
+          <w:sz w:val="24"/>
+          <w:szCs w:val="24"/>
+        </w:rPr>
+        <w:t xml:space="preserve"> 130 g </w:t>
       </w:r>
       <w:r>
         <w:rPr>
@@ -1110,20 +959,13 @@
       <w:pPr>
         <w:rPr>
           <w:rFonts w:ascii="Arial" w:hAnsi="Arial" w:cs="Arial"/>
-          <w:sz w:val="24"/>
-          <w:szCs w:val="24"/>
-        </w:rPr>
-      </w:pPr>
-      <w:r>
-        <w:rPr>
-          <w:rFonts w:ascii="Arial" w:hAnsi="Arial" w:cs="Arial"/>
           <w:kern w:val="0"/>
           <w:sz w:val="24"/>
           <w:szCs w:val="24"/>
           <w14:ligatures w14:val="none"/>
         </w:rPr>
-        <w:t>Urdinkelnudelngegart 100 g</w:t>
-      </w:r>
+      </w:pPr>
+      <w:proofErr w:type="spellStart"/>
       <w:r>
         <w:rPr>
           <w:rFonts w:ascii="Arial" w:hAnsi="Arial" w:cs="Arial"/>
@@ -1132,31 +974,21 @@
           <w:szCs w:val="24"/>
           <w14:ligatures w14:val="none"/>
         </w:rPr>
-        <w:t xml:space="preserve"> 262 mg</w:t>
-      </w:r>
-    </w:p>
-    <w:bookmarkEnd w:id="0"/>
-    <w:p>
-      <w:pPr>
-        <w:rPr>
-          <w:sz w:val="24"/>
-          <w:szCs w:val="24"/>
-        </w:rPr>
-      </w:pPr>
-    </w:p>
-    <w:p>
-      <w:pPr>
-        <w:rPr>
-          <w:sz w:val="24"/>
-          <w:szCs w:val="24"/>
-        </w:rPr>
-      </w:pPr>
-    </w:p>
-    <w:p/>
-    <w:p/>
-    <w:p/>
-    <w:p/>
-    <w:p/>
+        <w:t>Urdinkelnudelngegart</w:t>
+      </w:r>
+      <w:proofErr w:type="spellEnd"/>
+      <w:r>
+        <w:rPr>
+          <w:rFonts w:ascii="Arial" w:hAnsi="Arial" w:cs="Arial"/>
+          <w:kern w:val="0"/>
+          <w:sz w:val="24"/>
+          <w:szCs w:val="24"/>
+          <w14:ligatures w14:val="none"/>
+        </w:rPr>
+        <w:t xml:space="preserve"> 100 g 262 mg</w:t>
+      </w:r>
+      <w:bookmarkEnd w:id="0"/>
+    </w:p>
     <w:sectPr>
       <w:pgSz w:w="11906" w:h="16838"/>
       <w:pgMar w:top="1417" w:right="1417" w:bottom="1134" w:left="1417" w:header="708" w:footer="708" w:gutter="0"/>
